--- a/policies/build/sop_record_masters/HRM/SOP_HRM.2.a_to_e_induction_training_development.docx
+++ b/policies/build/sop_record_masters/HRM/SOP_HRM.2.a_to_e_induction_training_development.docx
@@ -443,6 +443,7 @@
     <w:p>
       <w:pPr>
         <w:pStyle w:val="ListParagraph"/>
+        <w:spacing w:after="200" w:before="40"/>
       </w:pPr>
       <w:r>
         <w:t xml:space="preserve">Garg, R., Ahmed, S. M., Kapoor, M. C., Mishra, B. B., Rao, S. S. C., Kalandoor, M. V., Divatia, J. V., &amp; Singh, B. (2017). </w:t>
@@ -542,6 +543,7 @@
     <w:p>
       <w:pPr>
         <w:pStyle w:val="ListParagraph"/>
+        <w:spacing w:after="200" w:before="40"/>
       </w:pPr>
       <w:r>
         <w:t xml:space="preserve">National Accreditation Board for Hospitals and Healthcare Providers. (2022). Standards for Small Healthcare Organisations (3rd ed.). </w:t>
@@ -562,6 +564,7 @@
     <w:p>
       <w:pPr>
         <w:pStyle w:val="ListParagraph"/>
+        <w:spacing w:after="200" w:before="40"/>
       </w:pPr>
       <w:r>
         <w:t xml:space="preserve">Garg, R., Ahmed, S. M., Kapoor, M. C., Mishra, B. B., Rao, S. S. C., Kalandoor, M. V., Divatia, J. V., &amp; Singh, B. (2017). </w:t>

--- a/policies/build/sop_record_masters/HRM/SOP_HRM.2.a_to_e_induction_training_development.docx
+++ b/policies/build/sop_record_masters/HRM/SOP_HRM.2.a_to_e_induction_training_development.docx
@@ -443,10 +443,11 @@
     <w:p>
       <w:pPr>
         <w:pStyle w:val="ListParagraph"/>
-        <w:spacing w:after="200" w:before="40"/>
+        <w:spacing w:after="240" w:before="80"/>
+        <w:contextualSpacing w:val="0"/>
       </w:pPr>
       <w:r>
-        <w:t xml:space="preserve">Garg, R., Ahmed, S. M., Kapoor, M. C., Mishra, B. B., Rao, S. S. C., Kalandoor, M. V., Divatia, J. V., &amp; Singh, B. (2017). </w:t>
+        <w:t xml:space="preserve">• Garg, R., Ahmed, S. M., Kapoor, M. C., Mishra, B. B., Rao, S. S. C., Kalandoor, M. V., Divatia, J. V., &amp; Singh, B. (2017). </w:t>
       </w:r>
       <w:hyperlink r:id="rId9">
         <w:r>
@@ -543,10 +544,11 @@
     <w:p>
       <w:pPr>
         <w:pStyle w:val="ListParagraph"/>
-        <w:spacing w:after="200" w:before="40"/>
+        <w:spacing w:after="240" w:before="80"/>
+        <w:contextualSpacing w:val="0"/>
       </w:pPr>
       <w:r>
-        <w:t xml:space="preserve">National Accreditation Board for Hospitals and Healthcare Providers. (2022). Standards for Small Healthcare Organisations (3rd ed.). </w:t>
+        <w:t xml:space="preserve">• National Accreditation Board for Hospitals and Healthcare Providers. (2022). Standards for Small Healthcare Organisations (3rd ed.). </w:t>
       </w:r>
       <w:hyperlink r:id="rId10">
         <w:r>
@@ -564,10 +566,11 @@
     <w:p>
       <w:pPr>
         <w:pStyle w:val="ListParagraph"/>
-        <w:spacing w:after="200" w:before="40"/>
+        <w:spacing w:after="240" w:before="80"/>
+        <w:contextualSpacing w:val="0"/>
       </w:pPr>
       <w:r>
-        <w:t xml:space="preserve">Garg, R., Ahmed, S. M., Kapoor, M. C., Mishra, B. B., Rao, S. S. C., Kalandoor, M. V., Divatia, J. V., &amp; Singh, B. (2017). </w:t>
+        <w:t xml:space="preserve">• Garg, R., Ahmed, S. M., Kapoor, M. C., Mishra, B. B., Rao, S. S. C., Kalandoor, M. V., Divatia, J. V., &amp; Singh, B. (2017). </w:t>
       </w:r>
       <w:hyperlink r:id="rId9">
         <w:r>

--- a/policies/build/sop_record_masters/HRM/SOP_HRM.2.a_to_e_induction_training_development.docx
+++ b/policies/build/sop_record_masters/HRM/SOP_HRM.2.a_to_e_induction_training_development.docx
@@ -14,40 +14,9 @@
     </w:p>
     <w:p>
       <w:r>
-        <w:t>«Hospital Name» — Supports HRM.2.a, HRM.2.b, HRM.2.c, HRM.2.d, HRM.2.e</w:t>
+        <w:t>«Hospital Name» — SOP-HRM.2.a — Version 1.0</w:t>
       </w:r>
     </w:p>
-    <w:p/>
-    <w:tbl>
-      <w:tblPr>
-        <w:tblStyle w:val="TableGrid"/>
-        <w:tblW w:type="auto" w:w="0"/>
-        <w:tblLook w:firstColumn="1" w:firstRow="1" w:lastColumn="0" w:lastRow="0" w:noHBand="0" w:noVBand="1" w:val="04A0"/>
-      </w:tblPr>
-      <w:tblGrid>
-        <w:gridCol w:w="8640"/>
-      </w:tblGrid>
-      <w:tr>
-        <w:tc>
-          <w:tcPr>
-            <w:tcW w:type="dxa" w:w="8640"/>
-          </w:tcPr>
-          <w:p>
-            <w:r>
-              <w:rPr>
-                <w:b/>
-              </w:rPr>
-              <w:t>Why does this SOP exist? (read this first if you're new)</w:t>
-            </w:r>
-          </w:p>
-          <w:p>
-            <w:r>
-              <w:t>This SOP explains how «Hospital Name» runs induction, ongoing training, job-description-based training, CPR training and training-effectiveness evaluation as one connected programme. If you're new to this SOP: a CPR certification that has expired is never left on file as if it were still current, and a training effectiveness report that finds a gap is never filed away without a change to what the hospital actually does about it.</w:t>
-            </w:r>
-          </w:p>
-        </w:tc>
-      </w:tr>
-    </w:tbl>
     <w:p/>
     <w:tbl>
       <w:tblPr>
@@ -62,9 +31,6 @@
         <w:gridCol w:w="2160"/>
       </w:tblGrid>
       <w:tr>
-        <w:trPr>
-          <w:cantSplit/>
-        </w:trPr>
         <w:tc>
           <w:tcPr>
             <w:tcW w:type="dxa" w:w="2160"/>
@@ -81,7 +47,7 @@
           </w:tcPr>
           <w:p>
             <w:r>
-              <w:t>«Hospital to define»</w:t>
+              <w:t>SOP-HRM.2.a</w:t>
             </w:r>
           </w:p>
         </w:tc>
@@ -107,9 +73,6 @@
         </w:tc>
       </w:tr>
       <w:tr>
-        <w:trPr>
-          <w:cantSplit/>
-        </w:trPr>
         <w:tc>
           <w:tcPr>
             <w:tcW w:type="dxa" w:w="2160"/>
@@ -151,51 +114,6 @@
           </w:p>
         </w:tc>
       </w:tr>
-      <w:tr>
-        <w:trPr>
-          <w:cantSplit/>
-        </w:trPr>
-        <w:tc>
-          <w:tcPr>
-            <w:tcW w:type="dxa" w:w="2160"/>
-          </w:tcPr>
-          <w:p>
-            <w:r>
-              <w:t>Prepared By</w:t>
-            </w:r>
-          </w:p>
-        </w:tc>
-        <w:tc>
-          <w:tcPr>
-            <w:tcW w:type="dxa" w:w="2160"/>
-          </w:tcPr>
-          <w:p>
-            <w:r>
-              <w:t>Training Coordinator   Name: ________   Signature: ________</w:t>
-            </w:r>
-          </w:p>
-        </w:tc>
-        <w:tc>
-          <w:tcPr>
-            <w:tcW w:type="dxa" w:w="2160"/>
-          </w:tcPr>
-          <w:p>
-            <w:r>
-              <w:t>Approved By</w:t>
-            </w:r>
-          </w:p>
-        </w:tc>
-        <w:tc>
-          <w:tcPr>
-            <w:tcW w:type="dxa" w:w="2160"/>
-          </w:tcPr>
-          <w:p>
-            <w:r>
-              <w:t>Medical Superintendent   Name: ________   Signature: ________</w:t>
-            </w:r>
-          </w:p>
-        </w:tc>
-      </w:tr>
     </w:tbl>
     <w:p/>
     <w:p>
@@ -206,9 +124,78 @@
         <w:t>1. Purpose</w:t>
       </w:r>
     </w:p>
+    <w:tbl>
+      <w:tblPr>
+        <w:tblStyle w:val="TableGrid"/>
+        <w:tblW w:type="auto" w:w="0"/>
+        <w:tblLook w:firstColumn="1" w:firstRow="1" w:lastColumn="0" w:lastRow="0" w:noHBand="0" w:noVBand="1" w:val="04A0"/>
+      </w:tblPr>
+      <w:tblGrid>
+        <w:gridCol w:w="8640"/>
+      </w:tblGrid>
+      <w:tr>
+        <w:tc>
+          <w:tcPr>
+            <w:tcW w:type="dxa" w:w="8640"/>
+          </w:tcPr>
+          <w:p>
+            <w:r>
+              <w:t>This SOP sets out how «Hospital Name» inducts every new staff member, runs an ongoing training and development programme against written guidance, trains staff against their own job description, delivers CPR training to direct patient care staff at induction and on a refresher cycle, and evaluates whether training actually changes practice -- so training is a tracked, scheduled programme with evidence of effect, not a one-off session remembered only as attendance on a sheet.</w:t>
+            </w:r>
+          </w:p>
+        </w:tc>
+      </w:tr>
+    </w:tbl>
+    <w:p/>
+    <w:tbl>
+      <w:tblPr>
+        <w:tblStyle w:val="TableGrid"/>
+        <w:tblW w:type="auto" w:w="0"/>
+        <w:tblLook w:firstColumn="1" w:firstRow="1" w:lastColumn="0" w:lastRow="0" w:noHBand="0" w:noVBand="1" w:val="04A0"/>
+      </w:tblPr>
+      <w:tblGrid>
+        <w:gridCol w:w="8640"/>
+      </w:tblGrid>
+      <w:tr>
+        <w:tc>
+          <w:tcPr>
+            <w:tcW w:type="dxa" w:w="8640"/>
+          </w:tcPr>
+          <w:p>
+            <w:r>
+              <w:t>A direct patient care staff member's CPR certification quietly expires without anyone noticing. This SOP is what sends a reminder 30 days beforehand and stops that person working unsupervised past expiry -- not a certificate that goes stale on file until a resuscitation reveals the gap.</w:t>
+            </w:r>
+          </w:p>
+        </w:tc>
+      </w:tr>
+    </w:tbl>
+    <w:p/>
+    <w:tbl>
+      <w:tblPr>
+        <w:tblStyle w:val="TableGrid"/>
+        <w:tblW w:type="auto" w:w="0"/>
+        <w:tblLook w:firstColumn="1" w:firstRow="1" w:lastColumn="0" w:lastRow="0" w:noHBand="0" w:noVBand="1" w:val="04A0"/>
+      </w:tblPr>
+      <w:tblGrid>
+        <w:gridCol w:w="8640"/>
+      </w:tblGrid>
+      <w:tr>
+        <w:tc>
+          <w:tcPr>
+            <w:tcW w:type="dxa" w:w="8640"/>
+          </w:tcPr>
+          <w:p>
+            <w:r>
+              <w:t>We do this because a staff member who starts working before induction is complete has had no structured introduction to safety reporting or patient rights, and a direct patient care staff member whose CPR certification has quietly expired is, in the moment a patient needs resuscitation, no different from one who was never trained.</w:t>
+            </w:r>
+          </w:p>
+        </w:tc>
+      </w:tr>
+    </w:tbl>
+    <w:p/>
     <w:p>
       <w:r>
-        <w:t>This SOP sets out how «Hospital Name» inducts every new staff member, runs an ongoing training and development programme against written guidance, trains staff against their own job description, delivers CPR training to direct patient care staff at induction and on a refresher cycle, and evaluates whether training actually changes practice — so that training is a tracked, scheduled programme with evidence of effect, not a one-off session remembered only as attendance on a sheet.</w:t>
+        <w:t>To define how «Hospital Name» inducts new staff, runs training and development against written guidance, trains staff against their job description, delivers CPR training and refreshers, and evaluates training effectiveness.</w:t>
       </w:r>
     </w:p>
     <w:p>
@@ -221,7 +208,18 @@
     </w:p>
     <w:p>
       <w:r>
-        <w:t>This SOP applies to the «Training Coordinator», the «HR In-Charge / Personnel Officer», department heads, the Medical Superintendent and the Quality Coordinator, for every staff category at «Hospital Name»: clinical, nursing, administrative and support. It covers HRM.2.a–e. It does not cover recruitment or job descriptions (HRM.1), safety/disaster/fire/QI training delivery (HRM.3), performance appraisal (HRM.4), or credentialing verification (HRM.7–9).</w:t>
+        <w:rPr>
+          <w:i/>
+        </w:rPr>
+        <w:t xml:space="preserve">Why: </w:t>
+      </w:r>
+      <w:r>
+        <w:t>so every staff category -- clinical, nursing, administrative and support -- is covered by the same tracked training programme.</w:t>
+      </w:r>
+    </w:p>
+    <w:p>
+      <w:r>
+        <w:t>Applies to the Training Coordinator, the HR In-Charge, department heads, the Medical Superintendent and the Quality Coordinator, for every staff category.</w:t>
       </w:r>
     </w:p>
     <w:p>
@@ -235,12 +233,23 @@
     <w:p>
       <w:r>
         <w:rPr>
+          <w:i/>
+        </w:rPr>
+        <w:t xml:space="preserve">Why: </w:t>
+      </w:r>
+      <w:r>
+        <w:t>training nobody tracks, or a lapsed CPR certification nobody catches, is a gap that only shows up when it's too late.</w:t>
+      </w:r>
+    </w:p>
+    <w:p>
+      <w:r>
+        <w:rPr>
           <w:b/>
         </w:rPr>
         <w:t xml:space="preserve">Medical Superintendent: </w:t>
       </w:r>
       <w:r>
-        <w:t>approves the training and development policy and the annual training calendar, and reviews the annual training effectiveness report.</w:t>
+        <w:t>Approves the training and development policy and the annual training calendar, and reviews the annual training effectiveness report.</w:t>
       </w:r>
     </w:p>
     <w:p>
@@ -251,7 +260,7 @@
         <w:t xml:space="preserve">Training Coordinator: </w:t>
       </w:r>
       <w:r>
-        <w:t>maintains the induction checklist, the training calendar, the job-description training matrix, and the master CPR competency register; coordinates sessions and evaluates effectiveness.</w:t>
+        <w:t>Maintains the induction checklist, the training calendar, the job-description training matrix, and the master CPR competency register; coordinates sessions and evaluates effectiveness.</w:t>
       </w:r>
     </w:p>
     <w:p>
@@ -262,7 +271,7 @@
         <w:t xml:space="preserve">HR In-Charge / Personnel Officer: </w:t>
       </w:r>
       <w:r>
-        <w:t>confirms induction is completed for every new hire within the stated period and files completion forms and training certificates in personnel files.</w:t>
+        <w:t>Confirms induction is completed for every new hire within the stated period and files completion forms and training certificates in personnel files.</w:t>
       </w:r>
     </w:p>
     <w:p>
@@ -273,7 +282,7 @@
         <w:t xml:space="preserve">Department Heads: </w:t>
       </w:r>
       <w:r>
-        <w:t>confirm role-specific induction items and job-description-based training are actually covered for staff in their department, and supervise the practice change training is meant to produce.</w:t>
+        <w:t>Confirm role-specific induction items and job-description-based training are actually covered for staff in their department, and supervise the practice change training is meant to produce.</w:t>
       </w:r>
     </w:p>
     <w:p>
@@ -284,7 +293,7 @@
         <w:t xml:space="preserve">Quality Coordinator: </w:t>
       </w:r>
       <w:r>
-        <w:t>audits this SOP quarterly, in particular whether any new hire worked unsupervised before induction was complete, and whether any direct patient care staff member's CPR certification lapsed.</w:t>
+        <w:t>Audits this SOP quarterly, in particular whether any new hire worked unsupervised before induction was complete, and whether any direct patient care staff member's CPR certification lapsed.</w:t>
       </w:r>
     </w:p>
     <w:p>
@@ -292,7 +301,7 @@
         <w:pStyle w:val="Heading1"/>
       </w:pPr>
       <w:r>
-        <w:t>4. Procedure</w:t>
+        <w:t>4. What to do</w:t>
       </w:r>
     </w:p>
     <w:p>
@@ -300,33 +309,33 @@
         <w:pStyle w:val="Heading2"/>
       </w:pPr>
       <w:r>
-        <w:t>4.1 Induct every new staff member within the stated period</w:t>
+        <w:t>Induct every new staff member within the stated period</w:t>
       </w:r>
     </w:p>
     <w:p>
       <w:r>
         <w:rPr>
-          <w:b/>
+          <w:i/>
         </w:rPr>
-        <w:t xml:space="preserve">Why this step matters: </w:t>
+        <w:t xml:space="preserve">Why: </w:t>
       </w:r>
       <w:r>
-        <w:t>A staff member who starts working before induction is complete has had no structured introduction to hospital policy, infection control, patient rights or safety reporting — induction has to close before unsupervised work starts, not run alongside it.</w:t>
+        <w:t>A staff member who starts working before induction is complete has had no structured introduction to hospital policy, infection control, patient rights or safety reporting -- induction has to close before unsupervised work starts, not run alongside it.</w:t>
       </w:r>
     </w:p>
     <w:p>
       <w:r>
-        <w:t>1. The Training Coordinator's induction checklist covers hospital mission and policies (including the HRM.1 code of conduct and grievance mechanism), department orientation, role-specific briefing, infection-control basics, patient rights, and safety reporting.</w:t>
+        <w:t>The induction checklist covers hospital mission and policies (including the code of conduct and grievance mechanism), department orientation, role-specific briefing, infection-control basics, patient rights, and safety reporting.</w:t>
       </w:r>
     </w:p>
     <w:p>
       <w:r>
-        <w:t>2. Induction is completed within «the first week» of joining, before the new hire works unsupervised.</w:t>
+        <w:t>Induction is completed within the first week of joining, before the new hire works unsupervised.</w:t>
       </w:r>
     </w:p>
     <w:p>
       <w:r>
-        <w:t>3. The new hire and their supervisor sign an induction completion form, filed in the personnel file. (Record 1)</w:t>
+        <w:t>The new hire and their supervisor sign an induction completion form, filed in the personnel file.</w:t>
       </w:r>
     </w:p>
     <w:p>
@@ -334,33 +343,33 @@
         <w:pStyle w:val="Heading2"/>
       </w:pPr>
       <w:r>
-        <w:t>4.2 Run training and development against written, approved guidance</w:t>
+        <w:t>Run training and development against written, approved guidance</w:t>
       </w:r>
     </w:p>
     <w:p>
       <w:r>
         <w:rPr>
-          <w:b/>
+          <w:i/>
         </w:rPr>
-        <w:t xml:space="preserve">Why this step matters: </w:t>
+        <w:t xml:space="preserve">Why: </w:t>
       </w:r>
       <w:r>
-        <w:t>Training delivered only as ad-hoc sessions when a problem has already occurred is reactive, not a programme — written guidance and a published annual calendar are what make training something staff can plan around rather than something sprung on them.</w:t>
+        <w:t>Training delivered only as ad-hoc sessions when a problem has already occurred is reactive, not a programme -- written guidance and a published annual calendar are what make training something staff can plan around rather than something sprung on them.</w:t>
       </w:r>
     </w:p>
     <w:p>
       <w:r>
-        <w:t>1. A written training and development policy covers training needs assessment, mandatory training frequencies, nomination and approval, budget provision, documentation requirements, and external training approval.</w:t>
+        <w:t>A written training and development policy covers training needs assessment, mandatory training frequencies, nomination and approval, budget provision, documentation requirements, and external training approval.</w:t>
       </w:r>
     </w:p>
     <w:p>
       <w:r>
-        <w:t>2. The Training Coordinator maintains an annual training calendar — topics, target groups, trainers, dates and venues — shared with every department.</w:t>
+        <w:t>The Training Coordinator maintains an annual training calendar -- topics, target groups, trainers, dates and venues -- shared with every department.</w:t>
       </w:r>
     </w:p>
     <w:p>
       <w:r>
-        <w:t>3. The Medical Superintendent approves the policy and the calendar, and reviews both at least «annually». (Record 2)</w:t>
+        <w:t>The Medical Superintendent approves the policy and the calendar, and reviews both at least annually.</w:t>
       </w:r>
     </w:p>
     <w:p>
@@ -368,33 +377,33 @@
         <w:pStyle w:val="Heading2"/>
       </w:pPr>
       <w:r>
-        <w:t>4.3 Train every staff member against their own job description</w:t>
+        <w:t>Train every staff member against their own job description</w:t>
       </w:r>
     </w:p>
     <w:p>
       <w:r>
         <w:rPr>
-          <w:b/>
+          <w:i/>
         </w:rPr>
-        <w:t xml:space="preserve">Why this step matters: </w:t>
+        <w:t xml:space="preserve">Why: </w:t>
       </w:r>
       <w:r>
-        <w:t>A single training lecture delivered identically to every department cannot actually close the specific competency gaps a billing clerk, a staff nurse and a lab technician each have — training has to be mapped to what the role's own job description actually requires.</w:t>
+        <w:t>A single training lecture delivered identically to every department cannot actually close the specific competency gaps a billing clerk, a staff nurse and a lab technician each have -- training has to be mapped to what the role's own job description actually requires.</w:t>
       </w:r>
     </w:p>
     <w:p>
       <w:r>
-        <w:t>1. The Training Coordinator maintains a training matrix mapping each staff category's job description (HRM.1.e) to its mandatory competencies and the training programmes that deliver them.</w:t>
+        <w:t>The Training Coordinator maintains a training matrix mapping each staff category's job description to its mandatory competencies and the training programmes that deliver them.</w:t>
       </w:r>
     </w:p>
     <w:p>
       <w:r>
-        <w:t>2. Before each training cycle, HR cross-checks completed training against the matrix and schedules any gap found.</w:t>
+        <w:t>Before each training cycle, HR cross-checks completed training against the matrix and schedules any gap found.</w:t>
       </w:r>
     </w:p>
     <w:p>
       <w:r>
-        <w:t>3. Department heads confirm role-specific competencies are actually met «quarterly», not assumed from attendance alone. (Record 3)</w:t>
+        <w:t>Department heads confirm role-specific competencies are actually met quarterly, not assumed from attendance alone.</w:t>
       </w:r>
     </w:p>
     <w:p>
@@ -402,64 +411,33 @@
         <w:pStyle w:val="Heading2"/>
       </w:pPr>
       <w:r>
-        <w:t>4.4 Deliver CPR training at induction and on a refresher cycle</w:t>
+        <w:t>Deliver CPR training at induction and on a refresher cycle</w:t>
       </w:r>
     </w:p>
     <w:p>
       <w:r>
         <w:rPr>
-          <w:b/>
+          <w:i/>
         </w:rPr>
-        <w:t xml:space="preserve">Why this step matters: </w:t>
+        <w:t xml:space="preserve">Why: </w:t>
       </w:r>
       <w:r>
-        <w:t>A direct patient care staff member whose CPR certification has quietly expired is, in the moment a patient needs resuscitation, no different from one who was never trained — the expiry date is the point this step exists to never let pass unnoticed.</w:t>
+        <w:t>A direct patient care staff member whose CPR certification has quietly expired is, in the moment a patient needs resuscitation, no different from one who was never trained -- the expiry date is the point this step exists to never let pass unnoticed.</w:t>
       </w:r>
     </w:p>
     <w:p>
       <w:r>
-        <w:t>1. Every direct patient care staff member receives CPR training at induction and on a periodic refresher cycle — «every 12 months» — covering adult basic life support and AED use where equipment is available.</w:t>
+        <w:t>Every direct patient care staff member receives CPR training at induction and on a periodic refresher cycle -- every 12 months -- covering adult basic life support and AED use where equipment is available.</w:t>
       </w:r>
     </w:p>
     <w:p>
       <w:r>
-        <w:t>2. The Training Coordinator's master CPR competency register tracks each person's certification date and expiry date.</w:t>
+        <w:t>The master CPR competency register tracks each person's certification date and expiry date.</w:t>
       </w:r>
     </w:p>
     <w:p>
       <w:r>
-        <w:t>3. Reminders are sent «30 days» before expiry, and no direct patient care staff member continues to work with an expired CPR certification. (Record 4)</w:t>
-      </w:r>
-    </w:p>
-    <w:p>
-      <w:r>
-        <w:rPr>
-          <w:b/>
-          <w:i/>
-        </w:rPr>
-        <w:t xml:space="preserve">Technical source(s) for these steps: </w:t>
-      </w:r>
-    </w:p>
-    <w:p>
-      <w:pPr>
-        <w:pStyle w:val="ListParagraph"/>
-        <w:spacing w:after="240" w:before="80"/>
-        <w:contextualSpacing w:val="0"/>
-      </w:pPr>
-      <w:r>
-        <w:t xml:space="preserve">• Garg, R., Ahmed, S. M., Kapoor, M. C., Mishra, B. B., Rao, S. S. C., Kalandoor, M. V., Divatia, J. V., &amp; Singh, B. (2017). </w:t>
-      </w:r>
-      <w:hyperlink r:id="rId9">
-        <w:r>
-          <w:rPr>
-            <w:color w:val="0563C1"/>
-            <w:u w:val="single"/>
-          </w:rPr>
-          <w:t>Basic cardiopulmonary life support (BCLS) for cardiopulmonary resuscitation by trained paramedics and medics outside the hospital. Indian Journal of Anaesthesia, 61(11), 874–882</w:t>
-        </w:r>
-      </w:hyperlink>
-      <w:r>
-        <w:t>. Part of the Indian Society of Anaesthesiologists' national CPR practice-guideline series; referenced here as the Indian clinical benchmark for what CPR training content and refresher intervals should cover, not as an NABH mandate.</w:t>
+        <w:t>Reminders are sent 30 days before expiry, and no direct patient care staff member continues to work with an expired CPR certification.</w:t>
       </w:r>
     </w:p>
     <w:p>
@@ -467,33 +445,33 @@
         <w:pStyle w:val="Heading2"/>
       </w:pPr>
       <w:r>
-        <w:t>4.5 Evaluate whether training actually changed practice</w:t>
+        <w:t>Evaluate whether training actually changed practice</w:t>
       </w:r>
     </w:p>
     <w:p>
       <w:r>
         <w:rPr>
-          <w:b/>
+          <w:i/>
         </w:rPr>
-        <w:t xml:space="preserve">Why this step matters: </w:t>
+        <w:t xml:space="preserve">Why: </w:t>
       </w:r>
       <w:r>
-        <w:t>Attendance at a training session proves someone was in the room, not that they learned anything or do their job differently afterward — evaluation is what tells the hospital whether the training programme is actually working, or just running.</w:t>
+        <w:t>Attendance at a training session proves someone was in the room, not that they learned anything or do their job differently afterward -- evaluation is what tells the hospital whether the training programme is actually working, or just running.</w:t>
       </w:r>
     </w:p>
     <w:p>
       <w:r>
-        <w:t>1. Training effectiveness is evaluated through post-training knowledge checks, supervisor observation of practice change, and training feedback forms.</w:t>
+        <w:t>Training effectiveness is evaluated through post-training knowledge checks, supervisor observation of practice change, and training feedback forms.</w:t>
       </w:r>
     </w:p>
     <w:p>
       <w:r>
-        <w:t>2. The Training Coordinator reviews training completion rates against the matrix at least «annually» and prepares an annual training effectiveness report for the Medical Superintendent and governing body.</w:t>
+        <w:t>The Training Coordinator reviews training completion rates against the matrix at least annually and prepares an annual training effectiveness report for the Medical Superintendent and governing body.</w:t>
       </w:r>
     </w:p>
     <w:p>
       <w:r>
-        <w:t>3. Findings from the report drive actual changes to the training calendar, curriculum or delivery method — not just a filed report with no follow-up action. (Record 5)</w:t>
+        <w:t>Findings from the report drive actual changes to the training calendar, curriculum or delivery method -- not just a filed report with no follow-up action.</w:t>
       </w:r>
     </w:p>
     <w:p>
@@ -514,7 +492,7 @@
         <w:pStyle w:val="Heading1"/>
       </w:pPr>
       <w:r>
-        <w:t>6. Related Documents</w:t>
+        <w:t>6. Related SOPs</w:t>
       </w:r>
     </w:p>
     <w:p>
@@ -522,7 +500,7 @@
         <w:pStyle w:val="ListParagraph"/>
       </w:pPr>
       <w:r>
-        <w:t>Policy on Induction, Training and Development (HRM.2) — this SOP operationalises sections 5.1-5.5</w:t>
+        <w:t>Policy on Induction, Training and Development (HRM.2)</w:t>
       </w:r>
     </w:p>
     <w:p>
@@ -530,7 +508,7 @@
         <w:pStyle w:val="ListParagraph"/>
       </w:pPr>
       <w:r>
-        <w:t>Required Records — HRM.2.a-e (see HRM.2 Records folder)</w:t>
+        <w:t>SOP — Reporting Relationships, Job Specification and Job Description (HRM.1.e)</w:t>
       </w:r>
     </w:p>
     <w:p>
@@ -538,17 +516,120 @@
         <w:pStyle w:val="Heading1"/>
       </w:pPr>
       <w:r>
-        <w:t>7. Where This SOP's Requirements Come From (Verified Sources)</w:t>
+        <w:t>7. Review</w:t>
+      </w:r>
+    </w:p>
+    <w:p>
+      <w:r>
+        <w:t>This SOP is reviewed at least annually by the Quality Coordinator together with the Training Coordinator, and sooner if the quarterly audit finds a new hire who worked unsupervised before induction was complete, a direct patient care staff member with an expired CPR certification, or a training effectiveness report with no follow-up action taken on its findings.</w:t>
+      </w:r>
+    </w:p>
+    <w:p>
+      <w:r>
+        <w:br w:type="page"/>
+      </w:r>
+    </w:p>
+    <w:p>
+      <w:pPr>
+        <w:pStyle w:val="Heading1"/>
+      </w:pPr>
+      <w:r>
+        <w:t>Appendix — NABH Standard Cross-Reference and Evidence Basis</w:t>
+      </w:r>
+    </w:p>
+    <w:p>
+      <w:r>
+        <w:t>For the Quality Coordinator and NABH assessment use only. The reasoning and real-world triggers for each requirement are already in the body above -- this appendix adds only what the body deliberately leaves out: the exact objective-element code, how this SOP's scope is kept separate from neighbouring standards, and the verified technical source for anything cited.</w:t>
+      </w:r>
+    </w:p>
+    <w:p>
+      <w:pPr>
+        <w:pStyle w:val="Heading2"/>
+      </w:pPr>
+      <w:r>
+        <w:t>Induct every new staff member within the stated period — HRM.2.a</w:t>
+      </w:r>
+    </w:p>
+    <w:p>
+      <w:pPr>
+        <w:pStyle w:val="Heading2"/>
+      </w:pPr>
+      <w:r>
+        <w:t>Run training and development against written, approved guidance — HRM.2.b</w:t>
+      </w:r>
+    </w:p>
+    <w:p>
+      <w:pPr>
+        <w:pStyle w:val="Heading2"/>
+      </w:pPr>
+      <w:r>
+        <w:t>Train every staff member against their own job description — HRM.2.c</w:t>
+      </w:r>
+    </w:p>
+    <w:p>
+      <w:pPr>
+        <w:pStyle w:val="Heading2"/>
+      </w:pPr>
+      <w:r>
+        <w:t>Deliver CPR training at induction and on a refresher cycle — HRM.2.d</w:t>
+      </w:r>
+    </w:p>
+    <w:p>
+      <w:r>
+        <w:rPr>
+          <w:i/>
+        </w:rPr>
+        <w:t>Verified source(s):</w:t>
       </w:r>
     </w:p>
     <w:p>
       <w:pPr>
         <w:pStyle w:val="ListParagraph"/>
-        <w:spacing w:after="240" w:before="80"/>
-        <w:contextualSpacing w:val="0"/>
       </w:pPr>
       <w:r>
-        <w:t xml:space="preserve">• National Accreditation Board for Hospitals and Healthcare Providers. (2022). Standards for Small Healthcare Organisations (3rd ed.). </w:t>
+        <w:t xml:space="preserve">• </w:t>
+      </w:r>
+      <w:r>
+        <w:t xml:space="preserve">Garg, R., Ahmed, S. M., Kapoor, M. C., Mishra, B. B., Rao, S. S. C., Kalandoor, M. V., Divatia, J. V., &amp; Singh, B. (2017). Basic cardiopulmonary life support (BCLS) for cardiopulmonary resuscitation by trained paramedics and medics outside the hospital. </w:t>
+      </w:r>
+      <w:hyperlink r:id="rId9">
+        <w:r>
+          <w:rPr>
+            <w:color w:val="0563C1"/>
+            <w:u w:val="single"/>
+          </w:rPr>
+          <w:t>Indian Journal of Anaesthesia, 61(11), 874–882</w:t>
+        </w:r>
+      </w:hyperlink>
+      <w:r>
+        <w:t>. Part of the Indian Society of Anaesthesiologists' national CPR practice-guideline series; referenced as the Indian clinical benchmark for CPR training content and refresher intervals, not as an NABH mandate.</w:t>
+      </w:r>
+    </w:p>
+    <w:p>
+      <w:pPr>
+        <w:pStyle w:val="Heading2"/>
+      </w:pPr>
+      <w:r>
+        <w:t>Evaluate whether training actually changed practice — HRM.2.e</w:t>
+      </w:r>
+    </w:p>
+    <w:p>
+      <w:pPr>
+        <w:pStyle w:val="Heading2"/>
+      </w:pPr>
+      <w:r>
+        <w:t>Full reference list</w:t>
+      </w:r>
+    </w:p>
+    <w:p>
+      <w:pPr>
+        <w:pStyle w:val="ListParagraph"/>
+      </w:pPr>
+      <w:r>
+        <w:t xml:space="preserve">• </w:t>
+      </w:r>
+      <w:r>
+        <w:t xml:space="preserve">National Accreditation Board for Hospitals and Healthcare Providers. (2022). Standards for Small Healthcare Organisations (3rd ed.). </w:t>
       </w:r>
       <w:hyperlink r:id="rId10">
         <w:r>
@@ -566,11 +647,12 @@
     <w:p>
       <w:pPr>
         <w:pStyle w:val="ListParagraph"/>
-        <w:spacing w:after="240" w:before="80"/>
-        <w:contextualSpacing w:val="0"/>
       </w:pPr>
       <w:r>
-        <w:t xml:space="preserve">• Garg, R., Ahmed, S. M., Kapoor, M. C., Mishra, B. B., Rao, S. S. C., Kalandoor, M. V., Divatia, J. V., &amp; Singh, B. (2017). </w:t>
+        <w:t xml:space="preserve">• </w:t>
+      </w:r>
+      <w:r>
+        <w:t xml:space="preserve">Garg, R., Ahmed, S. M., Kapoor, M. C., Mishra, B. B., Rao, S. S. C., Kalandoor, M. V., Divatia, J. V., &amp; Singh, B. (2017). Basic cardiopulmonary life support (BCLS) for cardiopulmonary resuscitation by trained paramedics and medics outside the hospital. </w:t>
       </w:r>
       <w:hyperlink r:id="rId9">
         <w:r>
@@ -578,24 +660,11 @@
             <w:color w:val="0563C1"/>
             <w:u w:val="single"/>
           </w:rPr>
-          <w:t>Basic cardiopulmonary life support (BCLS) for cardiopulmonary resuscitation by trained paramedics and medics outside the hospital. Indian Journal of Anaesthesia, 61(11), 874–882</w:t>
+          <w:t>Indian Journal of Anaesthesia, 61(11), 874–882</w:t>
         </w:r>
       </w:hyperlink>
       <w:r>
-        <w:t>. Part of the Indian Society of Anaesthesiologists' national CPR practice-guideline series; referenced here as the Indian clinical benchmark for what CPR training content and refresher intervals should cover, not as an NABH mandate.</w:t>
-      </w:r>
-    </w:p>
-    <w:p>
-      <w:pPr>
-        <w:pStyle w:val="Heading1"/>
-      </w:pPr>
-      <w:r>
-        <w:t>8. Review</w:t>
-      </w:r>
-    </w:p>
-    <w:p>
-      <w:r>
-        <w:t>This SOP is reviewed at least annually by the Quality Coordinator together with the Training Coordinator, and sooner if the quarterly audit finds a new hire who worked unsupervised before induction was complete, a direct patient care staff member with an expired CPR certification, or a training effectiveness report with no follow-up action taken on its findings.</w:t>
+        <w:t>. Part of the Indian Society of Anaesthesiologists' national CPR practice-guideline series; referenced as the Indian clinical benchmark for CPR training content and refresher intervals, not as an NABH mandate.</w:t>
       </w:r>
     </w:p>
     <w:sectPr>

--- a/policies/build/sop_record_masters/HRM/SOP_HRM.2.a_to_e_induction_training_development.docx
+++ b/policies/build/sop_record_masters/HRM/SOP_HRM.2.a_to_e_induction_training_development.docx
@@ -208,12 +208,6 @@
     </w:p>
     <w:p>
       <w:r>
-        <w:rPr>
-          <w:i/>
-        </w:rPr>
-        <w:t xml:space="preserve">Why: </w:t>
-      </w:r>
-      <w:r>
         <w:t>so every staff category -- clinical, nursing, administrative and support -- is covered by the same tracked training programme.</w:t>
       </w:r>
     </w:p>
@@ -231,12 +225,6 @@
       </w:r>
     </w:p>
     <w:p>
-      <w:r>
-        <w:rPr>
-          <w:i/>
-        </w:rPr>
-        <w:t xml:space="preserve">Why: </w:t>
-      </w:r>
       <w:r>
         <w:t>training nobody tracks, or a lapsed CPR certification nobody catches, is a gap that only shows up when it's too late.</w:t>
       </w:r>
@@ -314,12 +302,6 @@
     </w:p>
     <w:p>
       <w:r>
-        <w:rPr>
-          <w:i/>
-        </w:rPr>
-        <w:t xml:space="preserve">Why: </w:t>
-      </w:r>
-      <w:r>
         <w:t>A staff member who starts working before induction is complete has had no structured introduction to hospital policy, infection control, patient rights or safety reporting -- induction has to close before unsupervised work starts, not run alongside it.</w:t>
       </w:r>
     </w:p>
@@ -347,12 +329,6 @@
       </w:r>
     </w:p>
     <w:p>
-      <w:r>
-        <w:rPr>
-          <w:i/>
-        </w:rPr>
-        <w:t xml:space="preserve">Why: </w:t>
-      </w:r>
       <w:r>
         <w:t>Training delivered only as ad-hoc sessions when a problem has already occurred is reactive, not a programme -- written guidance and a published annual calendar are what make training something staff can plan around rather than something sprung on them.</w:t>
       </w:r>
@@ -382,12 +358,6 @@
     </w:p>
     <w:p>
       <w:r>
-        <w:rPr>
-          <w:i/>
-        </w:rPr>
-        <w:t xml:space="preserve">Why: </w:t>
-      </w:r>
-      <w:r>
         <w:t>A single training lecture delivered identically to every department cannot actually close the specific competency gaps a billing clerk, a staff nurse and a lab technician each have -- training has to be mapped to what the role's own job description actually requires.</w:t>
       </w:r>
     </w:p>
@@ -416,12 +386,6 @@
     </w:p>
     <w:p>
       <w:r>
-        <w:rPr>
-          <w:i/>
-        </w:rPr>
-        <w:t xml:space="preserve">Why: </w:t>
-      </w:r>
-      <w:r>
         <w:t>A direct patient care staff member whose CPR certification has quietly expired is, in the moment a patient needs resuscitation, no different from one who was never trained -- the expiry date is the point this step exists to never let pass unnoticed.</w:t>
       </w:r>
     </w:p>
@@ -449,12 +413,6 @@
       </w:r>
     </w:p>
     <w:p>
-      <w:r>
-        <w:rPr>
-          <w:i/>
-        </w:rPr>
-        <w:t xml:space="preserve">Why: </w:t>
-      </w:r>
       <w:r>
         <w:t>Attendance at a training session proves someone was in the room, not that they learned anything or do their job differently afterward -- evaluation is what tells the hospital whether the training programme is actually working, or just running.</w:t>
       </w:r>

--- a/policies/build/sop_record_masters/HRM/SOP_HRM.2.a_to_e_induction_training_development.docx
+++ b/policies/build/sop_record_masters/HRM/SOP_HRM.2.a_to_e_induction_training_development.docx
@@ -307,7 +307,37 @@
     </w:p>
     <w:p>
       <w:r>
-        <w:t>The induction checklist covers hospital mission and policies (including the code of conduct and grievance mechanism), department orientation, role-specific briefing, infection-control basics, patient rights, and safety reporting.</w:t>
+        <w:t>The induction checklist covers six things:</w:t>
+      </w:r>
+    </w:p>
+    <w:p>
+      <w:r>
+        <w:t>1. Hospital mission and policies, including the code of conduct and grievance mechanism.</w:t>
+      </w:r>
+    </w:p>
+    <w:p>
+      <w:r>
+        <w:t>2. Department orientation.</w:t>
+      </w:r>
+    </w:p>
+    <w:p>
+      <w:r>
+        <w:t>3. Role-specific briefing.</w:t>
+      </w:r>
+    </w:p>
+    <w:p>
+      <w:r>
+        <w:t>4. Infection-control basics.</w:t>
+      </w:r>
+    </w:p>
+    <w:p>
+      <w:r>
+        <w:t>5. Patient rights.</w:t>
+      </w:r>
+    </w:p>
+    <w:p>
+      <w:r>
+        <w:t>6. Safety reporting.</w:t>
       </w:r>
     </w:p>
     <w:p>
@@ -335,7 +365,37 @@
     </w:p>
     <w:p>
       <w:r>
-        <w:t>A written training and development policy covers training needs assessment, mandatory training frequencies, nomination and approval, budget provision, documentation requirements, and external training approval.</w:t>
+        <w:t>A written training and development policy covers six things:</w:t>
+      </w:r>
+    </w:p>
+    <w:p>
+      <w:r>
+        <w:t>1. Training needs assessment.</w:t>
+      </w:r>
+    </w:p>
+    <w:p>
+      <w:r>
+        <w:t>2. Mandatory training frequencies.</w:t>
+      </w:r>
+    </w:p>
+    <w:p>
+      <w:r>
+        <w:t>3. Nomination and approval.</w:t>
+      </w:r>
+    </w:p>
+    <w:p>
+      <w:r>
+        <w:t>4. Budget provision.</w:t>
+      </w:r>
+    </w:p>
+    <w:p>
+      <w:r>
+        <w:t>5. Documentation requirements.</w:t>
+      </w:r>
+    </w:p>
+    <w:p>
+      <w:r>
+        <w:t>6. External training approval.</w:t>
       </w:r>
     </w:p>
     <w:p>
